--- a/internal_doc/03.开发设计/CI/CI支持可靠性测试方案设计.docx
+++ b/internal_doc/03.开发设计/CI/CI支持可靠性测试方案设计.docx
@@ -360,9 +360,6 @@
     <w:p>
       <w:pPr>
         <w:pStyle w:val="Heading3"/>
-        <w:rPr>
-          <w:rFonts w:hint="eastAsia"/>
-        </w:rPr>
       </w:pPr>
       <w:r>
         <w:rPr>
@@ -372,11 +369,6 @@
       </w:r>
     </w:p>
     <w:p>
-      <w:pPr>
-        <w:rPr>
-          <w:rFonts w:hint="eastAsia"/>
-        </w:rPr>
-      </w:pPr>
       <w:r>
         <w:rPr>
           <w:rFonts w:hint="eastAsia"/>
@@ -416,11 +408,6 @@
       </w:r>
     </w:p>
     <w:p>
-      <w:pPr>
-        <w:rPr>
-          <w:rFonts w:hint="eastAsia"/>
-        </w:rPr>
-      </w:pPr>
       <w:r>
         <w:rPr>
           <w:rFonts w:hint="eastAsia"/>
@@ -708,7 +695,6 @@
     <w:p>
       <w:pPr>
         <w:rPr>
-          <w:rFonts w:hint="eastAsia"/>
           <w:color w:val="000000" w:themeColor="text1"/>
         </w:rPr>
       </w:pPr>
@@ -838,7 +824,6 @@
           <w:p>
             <w:pPr>
               <w:rPr>
-                <w:rFonts w:hint="eastAsia"/>
                 <w:color w:val="000000" w:themeColor="text1"/>
               </w:rPr>
             </w:pPr>
@@ -864,11 +849,6 @@
             <w:tcW w:w="2126" w:type="dxa"/>
           </w:tcPr>
           <w:p>
-            <w:pPr>
-              <w:rPr>
-                <w:rFonts w:hint="eastAsia"/>
-              </w:rPr>
-            </w:pPr>
             <w:r>
               <w:rPr>
                 <w:rFonts w:hint="eastAsia"/>
@@ -878,11 +858,6 @@
             </w:r>
           </w:p>
           <w:p>
-            <w:pPr>
-              <w:rPr>
-                <w:rFonts w:hint="eastAsia"/>
-              </w:rPr>
-            </w:pPr>
             <w:r>
               <w:rPr>
                 <w:rFonts w:hint="eastAsia"/>
@@ -897,11 +872,6 @@
             <w:tcW w:w="1134" w:type="dxa"/>
           </w:tcPr>
           <w:p>
-            <w:pPr>
-              <w:rPr>
-                <w:rFonts w:hint="eastAsia"/>
-              </w:rPr>
-            </w:pPr>
             <w:r>
               <w:rPr>
                 <w:rFonts w:hint="eastAsia"/>
@@ -916,11 +886,6 @@
             <w:tcW w:w="2602" w:type="dxa"/>
           </w:tcPr>
           <w:p>
-            <w:pPr>
-              <w:rPr>
-                <w:rFonts w:hint="eastAsia"/>
-              </w:rPr>
-            </w:pPr>
             <w:r>
               <w:rPr>
                 <w:rFonts w:hint="eastAsia"/>
@@ -963,11 +928,6 @@
             <w:tcW w:w="2126" w:type="dxa"/>
           </w:tcPr>
           <w:p>
-            <w:pPr>
-              <w:rPr>
-                <w:rFonts w:hint="eastAsia"/>
-              </w:rPr>
-            </w:pPr>
             <w:r>
               <w:rPr>
                 <w:rFonts w:hint="eastAsia"/>
@@ -1016,18 +976,12 @@
       <w:pPr>
         <w:pStyle w:val="ListParagraph"/>
         <w:ind w:left="777" w:firstLineChars="0" w:firstLine="0"/>
-        <w:rPr>
-          <w:rFonts w:hint="eastAsia"/>
-        </w:rPr>
       </w:pPr>
     </w:p>
     <w:p>
       <w:pPr>
         <w:pStyle w:val="ListParagraph"/>
         <w:ind w:left="777" w:firstLineChars="0" w:firstLine="0"/>
-        <w:rPr>
-          <w:rFonts w:hint="eastAsia"/>
-        </w:rPr>
       </w:pPr>
       <w:r>
         <w:rPr>
@@ -1046,9 +1000,6 @@
       <w:pPr>
         <w:pStyle w:val="ListParagraph"/>
         <w:ind w:left="777" w:firstLineChars="0" w:firstLine="0"/>
-        <w:rPr>
-          <w:rFonts w:hint="eastAsia"/>
-        </w:rPr>
       </w:pPr>
       <w:r>
         <w:t>testng</w:t>
@@ -1176,7 +1127,6 @@
           <w:p>
             <w:pPr>
               <w:rPr>
-                <w:rFonts w:hint="eastAsia"/>
                 <w:color w:val="000000" w:themeColor="text1"/>
               </w:rPr>
             </w:pPr>
@@ -1193,11 +1143,6 @@
             <w:tcW w:w="2268" w:type="dxa"/>
           </w:tcPr>
           <w:p>
-            <w:pPr>
-              <w:rPr>
-                <w:rFonts w:hint="eastAsia"/>
-              </w:rPr>
-            </w:pPr>
             <w:r>
               <w:rPr>
                 <w:rFonts w:hint="eastAsia"/>
@@ -1211,11 +1156,6 @@
             <w:tcW w:w="3686" w:type="dxa"/>
           </w:tcPr>
           <w:p>
-            <w:pPr>
-              <w:rPr>
-                <w:rFonts w:hint="eastAsia"/>
-              </w:rPr>
-            </w:pPr>
             <w:r>
               <w:rPr>
                 <w:rFonts w:hint="eastAsia"/>
@@ -1421,11 +1361,6 @@
             <w:tcW w:w="3686" w:type="dxa"/>
           </w:tcPr>
           <w:p>
-            <w:pPr>
-              <w:rPr>
-                <w:rFonts w:hint="eastAsia"/>
-              </w:rPr>
-            </w:pPr>
             <w:r>
               <w:rPr>
                 <w:rFonts w:hint="eastAsia"/>
@@ -1472,11 +1407,6 @@
             <w:tcW w:w="3686" w:type="dxa"/>
           </w:tcPr>
           <w:p>
-            <w:pPr>
-              <w:rPr>
-                <w:rFonts w:hint="eastAsia"/>
-              </w:rPr>
-            </w:pPr>
             <w:r>
               <w:rPr>
                 <w:rFonts w:hint="eastAsia"/>
@@ -1524,11 +1454,6 @@
             <w:tcW w:w="3686" w:type="dxa"/>
           </w:tcPr>
           <w:p>
-            <w:pPr>
-              <w:rPr>
-                <w:rFonts w:hint="eastAsia"/>
-              </w:rPr>
-            </w:pPr>
             <w:r>
               <w:rPr>
                 <w:rFonts w:hint="eastAsia"/>
@@ -1552,7 +1477,6 @@
           <w:p>
             <w:pPr>
               <w:rPr>
-                <w:rFonts w:hint="eastAsia"/>
                 <w:color w:val="000000" w:themeColor="text1"/>
               </w:rPr>
             </w:pPr>
@@ -1570,11 +1494,6 @@
             <w:tcW w:w="2268" w:type="dxa"/>
           </w:tcPr>
           <w:p>
-            <w:pPr>
-              <w:rPr>
-                <w:rFonts w:hint="eastAsia"/>
-              </w:rPr>
-            </w:pPr>
             <w:r>
               <w:rPr>
                 <w:rFonts w:hint="eastAsia"/>
@@ -1588,11 +1507,6 @@
             <w:tcW w:w="3686" w:type="dxa"/>
           </w:tcPr>
           <w:p>
-            <w:pPr>
-              <w:rPr>
-                <w:rFonts w:hint="eastAsia"/>
-              </w:rPr>
-            </w:pPr>
             <w:r>
               <w:rPr>
                 <w:rFonts w:hint="eastAsia"/>
@@ -1610,7 +1524,6 @@
           <w:p>
             <w:pPr>
               <w:rPr>
-                <w:rFonts w:hint="eastAsia"/>
                 <w:color w:val="000000" w:themeColor="text1"/>
               </w:rPr>
             </w:pPr>
@@ -1628,11 +1541,6 @@
             <w:tcW w:w="2268" w:type="dxa"/>
           </w:tcPr>
           <w:p>
-            <w:pPr>
-              <w:rPr>
-                <w:rFonts w:hint="eastAsia"/>
-              </w:rPr>
-            </w:pPr>
             <w:r>
               <w:rPr>
                 <w:rFonts w:hint="eastAsia"/>
@@ -1646,11 +1554,6 @@
             <w:tcW w:w="3686" w:type="dxa"/>
           </w:tcPr>
           <w:p>
-            <w:pPr>
-              <w:rPr>
-                <w:rFonts w:hint="eastAsia"/>
-              </w:rPr>
-            </w:pPr>
             <w:r>
               <w:rPr>
                 <w:rFonts w:hint="eastAsia"/>
@@ -1970,11 +1873,6 @@
       </w:r>
     </w:p>
     <w:p>
-      <w:pPr>
-        <w:rPr>
-          <w:rFonts w:hint="eastAsia"/>
-        </w:rPr>
-      </w:pPr>
       <w:r>
         <w:rPr>
           <w:rFonts w:hint="eastAsia"/>
@@ -2013,11 +1911,6 @@
       </w:r>
     </w:p>
     <w:p>
-      <w:pPr>
-        <w:rPr>
-          <w:rFonts w:hint="eastAsia"/>
-        </w:rPr>
-      </w:pPr>
       <w:r>
         <w:rPr>
           <w:rFonts w:hint="eastAsia"/>
@@ -2044,11 +1937,6 @@
       </w:r>
     </w:p>
     <w:p>
-      <w:pPr>
-        <w:rPr>
-          <w:rFonts w:hint="eastAsia"/>
-        </w:rPr>
-      </w:pPr>
       <w:r>
         <w:rPr>
           <w:rFonts w:hint="eastAsia"/>
@@ -2178,11 +2066,6 @@
       </w:r>
     </w:p>
     <w:p>
-      <w:pPr>
-        <w:rPr>
-          <w:rFonts w:hint="eastAsia"/>
-        </w:rPr>
-      </w:pPr>
       <w:r>
         <w:rPr>
           <w:rFonts w:hint="eastAsia"/>
@@ -2278,7 +2161,6 @@
     <w:p>
       <w:pPr>
         <w:rPr>
-          <w:rFonts w:hint="eastAsia"/>
           <w:color w:val="000000" w:themeColor="text1"/>
         </w:rPr>
       </w:pPr>
@@ -2393,7 +2275,6 @@
     <w:p>
       <w:pPr>
         <w:rPr>
-          <w:rFonts w:hint="eastAsia"/>
           <w:color w:val="000000" w:themeColor="text1"/>
         </w:rPr>
       </w:pPr>
@@ -2528,7 +2409,6 @@
     <w:p>
       <w:pPr>
         <w:rPr>
-          <w:rFonts w:hint="eastAsia"/>
           <w:color w:val="000000" w:themeColor="text1"/>
         </w:rPr>
       </w:pPr>
@@ -2881,6 +2761,18 @@
             <w:pPr>
               <w:ind w:left="0"/>
             </w:pPr>
+            <w:r>
+              <w:rPr>
+                <w:rFonts w:hint="eastAsia"/>
+              </w:rPr>
+              <w:t>detect env</w:t>
+            </w:r>
+            <w:r>
+              <w:rPr>
+                <w:rFonts w:hint="eastAsia"/>
+              </w:rPr>
+              <w:t>检测节点配置目录和数据目录</w:t>
+            </w:r>
           </w:p>
         </w:tc>
         <w:tc>
@@ -3077,6 +2969,7 @@
         <w:rPr>
           <w:rFonts w:hint="eastAsia"/>
         </w:rPr>
+        <w:lastRenderedPageBreak/>
         <w:t>Checklist</w:t>
       </w:r>
     </w:p>
@@ -3135,7 +3028,6 @@
               <w:rPr>
                 <w:rFonts w:hint="eastAsia"/>
               </w:rPr>
-              <w:lastRenderedPageBreak/>
               <w:t>（</w:t>
             </w:r>
             <w:r>
@@ -3165,7 +3057,6 @@
               <w:rPr>
                 <w:rFonts w:hint="eastAsia"/>
               </w:rPr>
-              <w:lastRenderedPageBreak/>
               <w:t>备注</w:t>
             </w:r>
           </w:p>
@@ -3184,7 +3075,6 @@
               <w:rPr>
                 <w:rFonts w:hint="eastAsia"/>
               </w:rPr>
-              <w:lastRenderedPageBreak/>
               <w:t>代码是否全部提交</w:t>
             </w:r>
             <w:r>
@@ -6596,7 +6486,7 @@
         <a:sysClr val="windowText" lastClr="000000"/>
       </a:dk1>
       <a:lt1>
-        <a:sysClr val="window" lastClr="CCE8CF"/>
+        <a:sysClr val="window" lastClr="FFFFFF"/>
       </a:lt1>
       <a:dk2>
         <a:srgbClr val="1F497D"/>
